--- a/notes_14Jun2023.docx
+++ b/notes_14Jun2023.docx
@@ -125,21 +125,7 @@
         <w:rPr>
           <w:lang w:val="en-US"/>
         </w:rPr>
-        <w:t xml:space="preserve"> a spring boot rest </w:t>
-      </w:r>
-      <w:proofErr w:type="spellStart"/>
-      <w:r>
-        <w:rPr>
-          <w:lang w:val="en-US"/>
-        </w:rPr>
-        <w:t>api</w:t>
-      </w:r>
-      <w:proofErr w:type="spellEnd"/>
-      <w:r>
-        <w:rPr>
-          <w:lang w:val="en-US"/>
-        </w:rPr>
-        <w:t xml:space="preserve"> now 14-jun-aws-rest-1</w:t>
+        <w:t xml:space="preserve"> a spring boot rest api now 14-jun-aws-rest-1</w:t>
       </w:r>
     </w:p>
     <w:p>
@@ -409,6 +395,1089 @@
     <w:p>
       <w:pPr>
         <w:ind w:left="720" w:firstLine="720"/>
+        <w:rPr>
+          <w:lang w:val="en-US"/>
+        </w:rPr>
+      </w:pPr>
+      <w:r>
+        <w:rPr>
+          <w:lang w:val="en-US"/>
+        </w:rPr>
+        <w:t>this is working:</w:t>
+      </w:r>
+    </w:p>
+    <w:p>
+      <w:pPr>
+        <w:ind w:left="720" w:firstLine="720"/>
+        <w:rPr>
+          <w:lang w:val="en-US"/>
+        </w:rPr>
+      </w:pPr>
+    </w:p>
+    <w:p>
+      <w:pPr>
+        <w:ind w:left="720" w:firstLine="720"/>
+        <w:rPr>
+          <w:lang w:val="en-US"/>
+        </w:rPr>
+      </w:pPr>
+      <w:r>
+        <w:rPr>
+          <w:lang w:val="en-US"/>
+        </w:rPr>
+        <w:t>Now, Task:</w:t>
+      </w:r>
+    </w:p>
+    <w:p>
+      <w:pPr>
+        <w:pStyle w:val="ListParagraph"/>
+        <w:numPr>
+          <w:ilvl w:val="0"/>
+          <w:numId w:val="7"/>
+        </w:numPr>
+        <w:rPr>
+          <w:lang w:val="en-US"/>
+        </w:rPr>
+      </w:pPr>
+      <w:r>
+        <w:rPr>
+          <w:lang w:val="en-US"/>
+        </w:rPr>
+        <w:t>Create a spring boot application with rest controller and getmappings</w:t>
+      </w:r>
+    </w:p>
+    <w:p>
+      <w:pPr>
+        <w:pStyle w:val="ListParagraph"/>
+        <w:numPr>
+          <w:ilvl w:val="0"/>
+          <w:numId w:val="7"/>
+        </w:numPr>
+        <w:rPr>
+          <w:lang w:val="en-US"/>
+        </w:rPr>
+      </w:pPr>
+      <w:proofErr w:type="gramStart"/>
+      <w:r>
+        <w:rPr>
+          <w:lang w:val="en-US"/>
+        </w:rPr>
+        <w:t>server.port</w:t>
+      </w:r>
+      <w:proofErr w:type="gramEnd"/>
+      <w:r>
+        <w:rPr>
+          <w:lang w:val="en-US"/>
+        </w:rPr>
+        <w:t>=5000</w:t>
+      </w:r>
+    </w:p>
+    <w:p>
+      <w:pPr>
+        <w:pStyle w:val="ListParagraph"/>
+        <w:ind w:left="1800"/>
+        <w:rPr>
+          <w:lang w:val="en-US"/>
+        </w:rPr>
+      </w:pPr>
+    </w:p>
+    <w:p>
+      <w:pPr>
+        <w:pStyle w:val="ListParagraph"/>
+        <w:ind w:left="1800"/>
+        <w:rPr>
+          <w:lang w:val="en-US"/>
+        </w:rPr>
+      </w:pPr>
+      <w:r>
+        <w:rPr>
+          <w:lang w:val="en-US"/>
+        </w:rPr>
+        <w:t>In aws, management console:</w:t>
+      </w:r>
+    </w:p>
+    <w:p>
+      <w:pPr>
+        <w:pStyle w:val="ListParagraph"/>
+        <w:ind w:left="1800"/>
+        <w:rPr>
+          <w:lang w:val="en-US"/>
+        </w:rPr>
+      </w:pPr>
+    </w:p>
+    <w:p>
+      <w:pPr>
+        <w:pStyle w:val="ListParagraph"/>
+        <w:ind w:left="2160"/>
+        <w:rPr>
+          <w:lang w:val="en-US"/>
+        </w:rPr>
+      </w:pPr>
+      <w:r>
+        <w:rPr>
+          <w:lang w:val="en-US"/>
+        </w:rPr>
+        <w:t xml:space="preserve">AWS official documentation for </w:t>
+      </w:r>
+      <w:r>
+        <w:rPr>
+          <w:lang w:val="en-US"/>
+        </w:rPr>
+        <w:t>create vpc:</w:t>
+      </w:r>
+      <w:r>
+        <w:rPr>
+          <w:lang w:val="en-US"/>
+        </w:rPr>
+        <w:t xml:space="preserve"> (as on 14-Jun-2023)</w:t>
+      </w:r>
+    </w:p>
+    <w:p>
+      <w:pPr>
+        <w:pStyle w:val="ListParagraph"/>
+        <w:ind w:left="2160"/>
+        <w:rPr>
+          <w:lang w:val="en-US"/>
+        </w:rPr>
+      </w:pPr>
+      <w:hyperlink r:id="rId6" w:history="1">
+        <w:r>
+          <w:rPr>
+            <w:rStyle w:val="Hyperlink"/>
+            <w:lang w:val="en-US"/>
+          </w:rPr>
+          <w:t>https://docs.aws.amazon.com/vpc/latest/userguide/create-vpc.html</w:t>
+        </w:r>
+      </w:hyperlink>
+    </w:p>
+    <w:p>
+      <w:pPr>
+        <w:pStyle w:val="ListParagraph"/>
+        <w:ind w:left="2160"/>
+        <w:rPr>
+          <w:lang w:val="en-US"/>
+        </w:rPr>
+      </w:pPr>
+    </w:p>
+    <w:p>
+      <w:pPr>
+        <w:pStyle w:val="Heading6"/>
+        <w:shd w:val="clear" w:color="auto" w:fill="FFFFFF"/>
+        <w:spacing w:before="0" w:beforeAutospacing="0"/>
+        <w:rPr>
+          <w:rFonts w:ascii="Amazon Ember" w:hAnsi="Amazon Ember"/>
+          <w:color w:val="16191F"/>
+          <w:sz w:val="24"/>
+          <w:szCs w:val="24"/>
+        </w:rPr>
+      </w:pPr>
+      <w:r>
+        <w:rPr>
+          <w:rFonts w:ascii="Amazon Ember" w:hAnsi="Amazon Ember"/>
+          <w:color w:val="16191F"/>
+          <w:sz w:val="24"/>
+          <w:szCs w:val="24"/>
+        </w:rPr>
+        <w:t>To create a VPC, subnets, and other VPC resources using the console</w:t>
+      </w:r>
+    </w:p>
+    <w:p>
+      <w:pPr>
+        <w:pStyle w:val="NormalWeb"/>
+        <w:numPr>
+          <w:ilvl w:val="0"/>
+          <w:numId w:val="9"/>
+        </w:numPr>
+        <w:shd w:val="clear" w:color="auto" w:fill="FFFFFF"/>
+        <w:spacing w:before="0" w:beforeAutospacing="0" w:after="0" w:afterAutospacing="0" w:line="360" w:lineRule="atLeast"/>
+        <w:rPr>
+          <w:rFonts w:ascii="Amazon Ember" w:hAnsi="Amazon Ember"/>
+          <w:color w:val="16191F"/>
+        </w:rPr>
+      </w:pPr>
+      <w:r>
+        <w:rPr>
+          <w:rFonts w:ascii="Amazon Ember" w:hAnsi="Amazon Ember"/>
+          <w:color w:val="16191F"/>
+        </w:rPr>
+        <w:t>Open the Amazon VPC console at </w:t>
+      </w:r>
+      <w:hyperlink r:id="rId7" w:tgtFrame="_blank" w:history="1">
+        <w:r>
+          <w:rPr>
+            <w:rStyle w:val="Hyperlink"/>
+            <w:rFonts w:ascii="Amazon Ember" w:hAnsi="Amazon Ember"/>
+          </w:rPr>
+          <w:t>https://console.aws.amazon.com/vpc/</w:t>
+        </w:r>
+      </w:hyperlink>
+      <w:r>
+        <w:rPr>
+          <w:rFonts w:ascii="Amazon Ember" w:hAnsi="Amazon Ember"/>
+          <w:color w:val="16191F"/>
+        </w:rPr>
+        <w:t>.</w:t>
+      </w:r>
+    </w:p>
+    <w:p>
+      <w:pPr>
+        <w:pStyle w:val="NormalWeb"/>
+        <w:numPr>
+          <w:ilvl w:val="0"/>
+          <w:numId w:val="9"/>
+        </w:numPr>
+        <w:shd w:val="clear" w:color="auto" w:fill="FFFFFF"/>
+        <w:spacing w:before="0" w:beforeAutospacing="0" w:after="0" w:afterAutospacing="0" w:line="360" w:lineRule="atLeast"/>
+        <w:rPr>
+          <w:rFonts w:ascii="Amazon Ember" w:hAnsi="Amazon Ember"/>
+          <w:color w:val="16191F"/>
+        </w:rPr>
+      </w:pPr>
+      <w:r>
+        <w:rPr>
+          <w:rFonts w:ascii="Amazon Ember" w:hAnsi="Amazon Ember"/>
+          <w:color w:val="16191F"/>
+        </w:rPr>
+        <w:lastRenderedPageBreak/>
+        <w:t>On the VPC dashboard, choose </w:t>
+      </w:r>
+      <w:r>
+        <w:rPr>
+          <w:rFonts w:ascii="Amazon Ember" w:hAnsi="Amazon Ember"/>
+          <w:b/>
+          <w:bCs/>
+          <w:color w:val="16191F"/>
+        </w:rPr>
+        <w:t>Create VPC</w:t>
+      </w:r>
+      <w:r>
+        <w:rPr>
+          <w:rFonts w:ascii="Amazon Ember" w:hAnsi="Amazon Ember"/>
+          <w:color w:val="16191F"/>
+        </w:rPr>
+        <w:t>.</w:t>
+      </w:r>
+    </w:p>
+    <w:p>
+      <w:pPr>
+        <w:pStyle w:val="NormalWeb"/>
+        <w:numPr>
+          <w:ilvl w:val="0"/>
+          <w:numId w:val="9"/>
+        </w:numPr>
+        <w:shd w:val="clear" w:color="auto" w:fill="FFFFFF"/>
+        <w:spacing w:before="0" w:beforeAutospacing="0" w:after="0" w:afterAutospacing="0" w:line="360" w:lineRule="atLeast"/>
+        <w:rPr>
+          <w:rFonts w:ascii="Amazon Ember" w:hAnsi="Amazon Ember"/>
+          <w:color w:val="16191F"/>
+        </w:rPr>
+      </w:pPr>
+      <w:r>
+        <w:rPr>
+          <w:rFonts w:ascii="Amazon Ember" w:hAnsi="Amazon Ember"/>
+          <w:color w:val="16191F"/>
+        </w:rPr>
+        <w:t>For </w:t>
+      </w:r>
+      <w:r>
+        <w:rPr>
+          <w:rFonts w:ascii="Amazon Ember" w:hAnsi="Amazon Ember"/>
+          <w:b/>
+          <w:bCs/>
+          <w:color w:val="16191F"/>
+        </w:rPr>
+        <w:t>Resources to create</w:t>
+      </w:r>
+      <w:r>
+        <w:rPr>
+          <w:rFonts w:ascii="Amazon Ember" w:hAnsi="Amazon Ember"/>
+          <w:color w:val="16191F"/>
+        </w:rPr>
+        <w:t>, choose </w:t>
+      </w:r>
+      <w:r>
+        <w:rPr>
+          <w:rFonts w:ascii="Amazon Ember" w:hAnsi="Amazon Ember"/>
+          <w:b/>
+          <w:bCs/>
+          <w:color w:val="16191F"/>
+        </w:rPr>
+        <w:t>VPC and more</w:t>
+      </w:r>
+      <w:r>
+        <w:rPr>
+          <w:rFonts w:ascii="Amazon Ember" w:hAnsi="Amazon Ember"/>
+          <w:color w:val="16191F"/>
+        </w:rPr>
+        <w:t>.</w:t>
+      </w:r>
+    </w:p>
+    <w:p>
+      <w:pPr>
+        <w:pStyle w:val="NormalWeb"/>
+        <w:numPr>
+          <w:ilvl w:val="0"/>
+          <w:numId w:val="9"/>
+        </w:numPr>
+        <w:shd w:val="clear" w:color="auto" w:fill="FFFFFF"/>
+        <w:spacing w:before="0" w:beforeAutospacing="0" w:after="0" w:afterAutospacing="0" w:line="360" w:lineRule="atLeast"/>
+        <w:rPr>
+          <w:rFonts w:ascii="Amazon Ember" w:hAnsi="Amazon Ember"/>
+          <w:color w:val="16191F"/>
+        </w:rPr>
+      </w:pPr>
+      <w:r>
+        <w:rPr>
+          <w:rFonts w:ascii="Amazon Ember" w:hAnsi="Amazon Ember"/>
+          <w:color w:val="16191F"/>
+        </w:rPr>
+        <w:t>Keep </w:t>
+      </w:r>
+      <w:r>
+        <w:rPr>
+          <w:rFonts w:ascii="Amazon Ember" w:hAnsi="Amazon Ember"/>
+          <w:b/>
+          <w:bCs/>
+          <w:color w:val="16191F"/>
+        </w:rPr>
+        <w:t>Name tag auto-generation</w:t>
+      </w:r>
+      <w:r>
+        <w:rPr>
+          <w:rFonts w:ascii="Amazon Ember" w:hAnsi="Amazon Ember"/>
+          <w:color w:val="16191F"/>
+        </w:rPr>
+        <w:t> selected to create Name tags for the VPC resources, or clear it to provide your own Name tags for the VPC resources.</w:t>
+      </w:r>
+    </w:p>
+    <w:p>
+      <w:pPr>
+        <w:pStyle w:val="NormalWeb"/>
+        <w:numPr>
+          <w:ilvl w:val="0"/>
+          <w:numId w:val="9"/>
+        </w:numPr>
+        <w:shd w:val="clear" w:color="auto" w:fill="FFFFFF"/>
+        <w:spacing w:before="0" w:beforeAutospacing="0" w:after="0" w:afterAutospacing="0" w:line="360" w:lineRule="atLeast"/>
+        <w:rPr>
+          <w:rFonts w:ascii="Amazon Ember" w:hAnsi="Amazon Ember"/>
+          <w:color w:val="16191F"/>
+        </w:rPr>
+      </w:pPr>
+      <w:r>
+        <w:rPr>
+          <w:rFonts w:ascii="Amazon Ember" w:hAnsi="Amazon Ember"/>
+          <w:color w:val="16191F"/>
+        </w:rPr>
+        <w:t>For </w:t>
+      </w:r>
+      <w:r>
+        <w:rPr>
+          <w:rFonts w:ascii="Amazon Ember" w:hAnsi="Amazon Ember"/>
+          <w:b/>
+          <w:bCs/>
+          <w:color w:val="16191F"/>
+        </w:rPr>
+        <w:t>IPv4 CIDR block</w:t>
+      </w:r>
+      <w:r>
+        <w:rPr>
+          <w:rFonts w:ascii="Amazon Ember" w:hAnsi="Amazon Ember"/>
+          <w:color w:val="16191F"/>
+        </w:rPr>
+        <w:t>, enter an IPv4 address range for the VPC. A VPC must have an IPv4 address range.</w:t>
+      </w:r>
+    </w:p>
+    <w:p>
+      <w:pPr>
+        <w:pStyle w:val="NormalWeb"/>
+        <w:numPr>
+          <w:ilvl w:val="0"/>
+          <w:numId w:val="9"/>
+        </w:numPr>
+        <w:shd w:val="clear" w:color="auto" w:fill="FFFFFF"/>
+        <w:spacing w:before="0" w:beforeAutospacing="0" w:after="0" w:afterAutospacing="0" w:line="360" w:lineRule="atLeast"/>
+        <w:rPr>
+          <w:rFonts w:ascii="Amazon Ember" w:hAnsi="Amazon Ember"/>
+          <w:color w:val="16191F"/>
+        </w:rPr>
+      </w:pPr>
+      <w:r>
+        <w:rPr>
+          <w:rFonts w:ascii="Amazon Ember" w:hAnsi="Amazon Ember"/>
+          <w:color w:val="16191F"/>
+        </w:rPr>
+        <w:t>(Optional) To support IPv6 traffic, choose </w:t>
+      </w:r>
+      <w:r>
+        <w:rPr>
+          <w:rFonts w:ascii="Amazon Ember" w:hAnsi="Amazon Ember"/>
+          <w:b/>
+          <w:bCs/>
+          <w:color w:val="16191F"/>
+        </w:rPr>
+        <w:t>IPv6 CIDR block</w:t>
+      </w:r>
+      <w:r>
+        <w:rPr>
+          <w:rFonts w:ascii="Amazon Ember" w:hAnsi="Amazon Ember"/>
+          <w:color w:val="16191F"/>
+        </w:rPr>
+        <w:t>, </w:t>
+      </w:r>
+      <w:r>
+        <w:rPr>
+          <w:rFonts w:ascii="Amazon Ember" w:hAnsi="Amazon Ember"/>
+          <w:b/>
+          <w:bCs/>
+          <w:color w:val="16191F"/>
+        </w:rPr>
+        <w:t>Amazon-provided IPv6 CIDR block</w:t>
+      </w:r>
+      <w:r>
+        <w:rPr>
+          <w:rFonts w:ascii="Amazon Ember" w:hAnsi="Amazon Ember"/>
+          <w:color w:val="16191F"/>
+        </w:rPr>
+        <w:t>.</w:t>
+      </w:r>
+    </w:p>
+    <w:p>
+      <w:pPr>
+        <w:pStyle w:val="NormalWeb"/>
+        <w:numPr>
+          <w:ilvl w:val="0"/>
+          <w:numId w:val="9"/>
+        </w:numPr>
+        <w:shd w:val="clear" w:color="auto" w:fill="FFFFFF"/>
+        <w:spacing w:before="0" w:beforeAutospacing="0" w:after="0" w:afterAutospacing="0" w:line="360" w:lineRule="atLeast"/>
+        <w:rPr>
+          <w:rFonts w:ascii="Amazon Ember" w:hAnsi="Amazon Ember"/>
+          <w:color w:val="16191F"/>
+        </w:rPr>
+      </w:pPr>
+      <w:r>
+        <w:rPr>
+          <w:rFonts w:ascii="Amazon Ember" w:hAnsi="Amazon Ember"/>
+          <w:color w:val="16191F"/>
+        </w:rPr>
+        <w:t>Choose a </w:t>
+      </w:r>
+      <w:r>
+        <w:rPr>
+          <w:rFonts w:ascii="Amazon Ember" w:hAnsi="Amazon Ember"/>
+          <w:b/>
+          <w:bCs/>
+          <w:color w:val="16191F"/>
+        </w:rPr>
+        <w:t>Tenancy</w:t>
+      </w:r>
+      <w:r>
+        <w:rPr>
+          <w:rFonts w:ascii="Amazon Ember" w:hAnsi="Amazon Ember"/>
+          <w:color w:val="16191F"/>
+        </w:rPr>
+        <w:t> option. This option defines if EC2 instances that you launch into the VPC will run on hardware that's shared with other AWS accounts or on hardware that's dedicated for your use only. If you choose the tenancy of the VPC to be </w:t>
+      </w:r>
+      <w:r>
+        <w:rPr>
+          <w:rStyle w:val="HTMLCode"/>
+          <w:rFonts w:ascii="Consolas" w:hAnsi="Consolas"/>
+          <w:color w:val="16191F"/>
+        </w:rPr>
+        <w:t>Default</w:t>
+      </w:r>
+      <w:r>
+        <w:rPr>
+          <w:rFonts w:ascii="Amazon Ember" w:hAnsi="Amazon Ember"/>
+          <w:color w:val="16191F"/>
+        </w:rPr>
+        <w:t>, EC2 instances launched into this VPC will use the tenancy attribute specified when you launch the instance -- For more information, see </w:t>
+      </w:r>
+      <w:hyperlink r:id="rId8" w:history="1">
+        <w:r>
+          <w:rPr>
+            <w:rStyle w:val="Hyperlink"/>
+            <w:rFonts w:ascii="Amazon Ember" w:hAnsi="Amazon Ember"/>
+          </w:rPr>
+          <w:t>Launch an instance using defined parameters</w:t>
+        </w:r>
+      </w:hyperlink>
+      <w:r>
+        <w:rPr>
+          <w:rFonts w:ascii="Amazon Ember" w:hAnsi="Amazon Ember"/>
+          <w:color w:val="16191F"/>
+        </w:rPr>
+        <w:t> in the </w:t>
+      </w:r>
+      <w:r>
+        <w:rPr>
+          <w:rStyle w:val="Emphasis"/>
+          <w:rFonts w:ascii="Amazon Ember" w:hAnsi="Amazon Ember"/>
+          <w:color w:val="16191F"/>
+        </w:rPr>
+        <w:t>Amazon EC2 User Guide for Linux Instances</w:t>
+      </w:r>
+      <w:r>
+        <w:rPr>
+          <w:rFonts w:ascii="Amazon Ember" w:hAnsi="Amazon Ember"/>
+          <w:color w:val="16191F"/>
+        </w:rPr>
+        <w:t>. If you choose the tenancy of the VPC to be </w:t>
+      </w:r>
+      <w:r>
+        <w:rPr>
+          <w:rStyle w:val="HTMLCode"/>
+          <w:rFonts w:ascii="Consolas" w:hAnsi="Consolas"/>
+          <w:color w:val="16191F"/>
+        </w:rPr>
+        <w:t>Dedicated</w:t>
+      </w:r>
+      <w:r>
+        <w:rPr>
+          <w:rFonts w:ascii="Amazon Ember" w:hAnsi="Amazon Ember"/>
+          <w:color w:val="16191F"/>
+        </w:rPr>
+        <w:t>, the instances will always run as </w:t>
+      </w:r>
+      <w:hyperlink r:id="rId9" w:history="1">
+        <w:r>
+          <w:rPr>
+            <w:rStyle w:val="Hyperlink"/>
+            <w:rFonts w:ascii="Amazon Ember" w:hAnsi="Amazon Ember"/>
+          </w:rPr>
+          <w:t>Dedicated Instances</w:t>
+        </w:r>
+      </w:hyperlink>
+      <w:r>
+        <w:rPr>
+          <w:rFonts w:ascii="Amazon Ember" w:hAnsi="Amazon Ember"/>
+          <w:color w:val="16191F"/>
+        </w:rPr>
+        <w:t> on hardware that's dedicated for your use. If you're using AWS Outposts, your Outpost requires private connectivity; you must use </w:t>
+      </w:r>
+      <w:r>
+        <w:rPr>
+          <w:rStyle w:val="HTMLCode"/>
+          <w:rFonts w:ascii="Consolas" w:hAnsi="Consolas"/>
+          <w:color w:val="16191F"/>
+        </w:rPr>
+        <w:t>Default</w:t>
+      </w:r>
+      <w:r>
+        <w:rPr>
+          <w:rFonts w:ascii="Amazon Ember" w:hAnsi="Amazon Ember"/>
+          <w:color w:val="16191F"/>
+        </w:rPr>
+        <w:t> tenancy.</w:t>
+      </w:r>
+    </w:p>
+    <w:p>
+      <w:pPr>
+        <w:pStyle w:val="NormalWeb"/>
+        <w:numPr>
+          <w:ilvl w:val="0"/>
+          <w:numId w:val="9"/>
+        </w:numPr>
+        <w:shd w:val="clear" w:color="auto" w:fill="FFFFFF"/>
+        <w:spacing w:before="0" w:beforeAutospacing="0" w:after="0" w:afterAutospacing="0" w:line="360" w:lineRule="atLeast"/>
+        <w:rPr>
+          <w:rFonts w:ascii="Amazon Ember" w:hAnsi="Amazon Ember"/>
+          <w:color w:val="16191F"/>
+        </w:rPr>
+      </w:pPr>
+      <w:r>
+        <w:rPr>
+          <w:rFonts w:ascii="Amazon Ember" w:hAnsi="Amazon Ember"/>
+          <w:color w:val="16191F"/>
+        </w:rPr>
+        <w:t>For </w:t>
+      </w:r>
+      <w:r>
+        <w:rPr>
+          <w:rFonts w:ascii="Amazon Ember" w:hAnsi="Amazon Ember"/>
+          <w:b/>
+          <w:bCs/>
+          <w:color w:val="16191F"/>
+        </w:rPr>
+        <w:t>Number of Availability Zones (AZs)</w:t>
+      </w:r>
+      <w:r>
+        <w:rPr>
+          <w:rFonts w:ascii="Amazon Ember" w:hAnsi="Amazon Ember"/>
+          <w:color w:val="16191F"/>
+        </w:rPr>
+        <w:t>, we recommend that you provision subnets in at least two Availability Zones for a production environment. To choose the AZs for your subnets, expand </w:t>
+      </w:r>
+      <w:r>
+        <w:rPr>
+          <w:rFonts w:ascii="Amazon Ember" w:hAnsi="Amazon Ember"/>
+          <w:b/>
+          <w:bCs/>
+          <w:color w:val="16191F"/>
+        </w:rPr>
+        <w:t>Customize AZs</w:t>
+      </w:r>
+      <w:r>
+        <w:rPr>
+          <w:rFonts w:ascii="Amazon Ember" w:hAnsi="Amazon Ember"/>
+          <w:color w:val="16191F"/>
+        </w:rPr>
+        <w:t>. Otherwise, let AWS choose them for you.</w:t>
+      </w:r>
+    </w:p>
+    <w:p>
+      <w:pPr>
+        <w:pStyle w:val="NormalWeb"/>
+        <w:numPr>
+          <w:ilvl w:val="0"/>
+          <w:numId w:val="9"/>
+        </w:numPr>
+        <w:shd w:val="clear" w:color="auto" w:fill="FFFFFF"/>
+        <w:spacing w:before="0" w:beforeAutospacing="0" w:after="0" w:afterAutospacing="0" w:line="360" w:lineRule="atLeast"/>
+        <w:rPr>
+          <w:rFonts w:ascii="Amazon Ember" w:hAnsi="Amazon Ember"/>
+          <w:color w:val="16191F"/>
+        </w:rPr>
+      </w:pPr>
+      <w:r>
+        <w:rPr>
+          <w:rFonts w:ascii="Amazon Ember" w:hAnsi="Amazon Ember"/>
+          <w:color w:val="16191F"/>
+        </w:rPr>
+        <w:t>To configure your subnets, choose values for </w:t>
+      </w:r>
+      <w:r>
+        <w:rPr>
+          <w:rFonts w:ascii="Amazon Ember" w:hAnsi="Amazon Ember"/>
+          <w:b/>
+          <w:bCs/>
+          <w:color w:val="16191F"/>
+        </w:rPr>
+        <w:t>Number of public subnets</w:t>
+      </w:r>
+      <w:r>
+        <w:rPr>
+          <w:rFonts w:ascii="Amazon Ember" w:hAnsi="Amazon Ember"/>
+          <w:color w:val="16191F"/>
+        </w:rPr>
+        <w:t> and </w:t>
+      </w:r>
+      <w:r>
+        <w:rPr>
+          <w:rFonts w:ascii="Amazon Ember" w:hAnsi="Amazon Ember"/>
+          <w:b/>
+          <w:bCs/>
+          <w:color w:val="16191F"/>
+        </w:rPr>
+        <w:t>Number of private subnets</w:t>
+      </w:r>
+      <w:r>
+        <w:rPr>
+          <w:rFonts w:ascii="Amazon Ember" w:hAnsi="Amazon Ember"/>
+          <w:color w:val="16191F"/>
+        </w:rPr>
+        <w:t>. To choose the IP address ranges for your subnets, expand </w:t>
+      </w:r>
+      <w:r>
+        <w:rPr>
+          <w:rFonts w:ascii="Amazon Ember" w:hAnsi="Amazon Ember"/>
+          <w:b/>
+          <w:bCs/>
+          <w:color w:val="16191F"/>
+        </w:rPr>
+        <w:t>Customize subnets CIDR blocks</w:t>
+      </w:r>
+      <w:r>
+        <w:rPr>
+          <w:rFonts w:ascii="Amazon Ember" w:hAnsi="Amazon Ember"/>
+          <w:color w:val="16191F"/>
+        </w:rPr>
+        <w:t>. Otherwise, let AWS choose them for you.</w:t>
+      </w:r>
+    </w:p>
+    <w:p>
+      <w:pPr>
+        <w:pStyle w:val="NormalWeb"/>
+        <w:numPr>
+          <w:ilvl w:val="0"/>
+          <w:numId w:val="9"/>
+        </w:numPr>
+        <w:shd w:val="clear" w:color="auto" w:fill="FFFFFF"/>
+        <w:spacing w:before="0" w:beforeAutospacing="0" w:after="0" w:afterAutospacing="0" w:line="360" w:lineRule="atLeast"/>
+        <w:rPr>
+          <w:rFonts w:ascii="Amazon Ember" w:hAnsi="Amazon Ember"/>
+          <w:color w:val="16191F"/>
+        </w:rPr>
+      </w:pPr>
+      <w:r>
+        <w:rPr>
+          <w:rFonts w:ascii="Amazon Ember" w:hAnsi="Amazon Ember"/>
+          <w:color w:val="16191F"/>
+        </w:rPr>
+        <w:t>(Optional) If resources in a private subnet need access to the public internet over IPv4, for </w:t>
+      </w:r>
+      <w:r>
+        <w:rPr>
+          <w:rFonts w:ascii="Amazon Ember" w:hAnsi="Amazon Ember"/>
+          <w:b/>
+          <w:bCs/>
+          <w:color w:val="16191F"/>
+        </w:rPr>
+        <w:t>NAT gateways</w:t>
+      </w:r>
+      <w:r>
+        <w:rPr>
+          <w:rFonts w:ascii="Amazon Ember" w:hAnsi="Amazon Ember"/>
+          <w:color w:val="16191F"/>
+        </w:rPr>
+        <w:t>, choose the number of AZs in which to create NAT gateways. In production, we recommend that you deploy a NAT gateway in each AZ with resources that need access to the public internet.</w:t>
+      </w:r>
+    </w:p>
+    <w:p>
+      <w:pPr>
+        <w:pStyle w:val="NormalWeb"/>
+        <w:numPr>
+          <w:ilvl w:val="0"/>
+          <w:numId w:val="9"/>
+        </w:numPr>
+        <w:shd w:val="clear" w:color="auto" w:fill="FFFFFF"/>
+        <w:spacing w:before="0" w:beforeAutospacing="0" w:after="0" w:afterAutospacing="0" w:line="360" w:lineRule="atLeast"/>
+        <w:rPr>
+          <w:rFonts w:ascii="Amazon Ember" w:hAnsi="Amazon Ember"/>
+          <w:color w:val="16191F"/>
+        </w:rPr>
+      </w:pPr>
+      <w:r>
+        <w:rPr>
+          <w:rFonts w:ascii="Amazon Ember" w:hAnsi="Amazon Ember"/>
+          <w:color w:val="16191F"/>
+        </w:rPr>
+        <w:t>(Optional) If resources in a private subnet need access to the public internet over IPv6, for </w:t>
+      </w:r>
+      <w:r>
+        <w:rPr>
+          <w:rFonts w:ascii="Amazon Ember" w:hAnsi="Amazon Ember"/>
+          <w:b/>
+          <w:bCs/>
+          <w:color w:val="16191F"/>
+        </w:rPr>
+        <w:t>Egress only internet gateway</w:t>
+      </w:r>
+      <w:r>
+        <w:rPr>
+          <w:rFonts w:ascii="Amazon Ember" w:hAnsi="Amazon Ember"/>
+          <w:color w:val="16191F"/>
+        </w:rPr>
+        <w:t>, choose </w:t>
+      </w:r>
+      <w:r>
+        <w:rPr>
+          <w:rFonts w:ascii="Amazon Ember" w:hAnsi="Amazon Ember"/>
+          <w:b/>
+          <w:bCs/>
+          <w:color w:val="16191F"/>
+        </w:rPr>
+        <w:t>Yes</w:t>
+      </w:r>
+      <w:r>
+        <w:rPr>
+          <w:rFonts w:ascii="Amazon Ember" w:hAnsi="Amazon Ember"/>
+          <w:color w:val="16191F"/>
+        </w:rPr>
+        <w:t>.</w:t>
+      </w:r>
+    </w:p>
+    <w:p>
+      <w:pPr>
+        <w:pStyle w:val="NormalWeb"/>
+        <w:numPr>
+          <w:ilvl w:val="0"/>
+          <w:numId w:val="9"/>
+        </w:numPr>
+        <w:shd w:val="clear" w:color="auto" w:fill="FFFFFF"/>
+        <w:spacing w:before="0" w:beforeAutospacing="0" w:after="0" w:afterAutospacing="0" w:line="360" w:lineRule="atLeast"/>
+        <w:rPr>
+          <w:rFonts w:ascii="Amazon Ember" w:hAnsi="Amazon Ember"/>
+          <w:color w:val="16191F"/>
+        </w:rPr>
+      </w:pPr>
+      <w:r>
+        <w:rPr>
+          <w:rFonts w:ascii="Amazon Ember" w:hAnsi="Amazon Ember"/>
+          <w:color w:val="16191F"/>
+        </w:rPr>
+        <w:t>(Optional) If you need to access Amazon S3 directly from your VPC, choose </w:t>
+      </w:r>
+      <w:r>
+        <w:rPr>
+          <w:rFonts w:ascii="Amazon Ember" w:hAnsi="Amazon Ember"/>
+          <w:b/>
+          <w:bCs/>
+          <w:color w:val="16191F"/>
+        </w:rPr>
+        <w:t>VPC endpoints</w:t>
+      </w:r>
+      <w:r>
+        <w:rPr>
+          <w:rFonts w:ascii="Amazon Ember" w:hAnsi="Amazon Ember"/>
+          <w:color w:val="16191F"/>
+        </w:rPr>
+        <w:t>, </w:t>
+      </w:r>
+      <w:r>
+        <w:rPr>
+          <w:rFonts w:ascii="Amazon Ember" w:hAnsi="Amazon Ember"/>
+          <w:b/>
+          <w:bCs/>
+          <w:color w:val="16191F"/>
+        </w:rPr>
+        <w:t>S3 Gateway</w:t>
+      </w:r>
+      <w:r>
+        <w:rPr>
+          <w:rFonts w:ascii="Amazon Ember" w:hAnsi="Amazon Ember"/>
+          <w:color w:val="16191F"/>
+        </w:rPr>
+        <w:t>. This creates a gateway VPC endpoint for Amazon S3. For more information, see </w:t>
+      </w:r>
+      <w:hyperlink r:id="rId10" w:history="1">
+        <w:r>
+          <w:rPr>
+            <w:rStyle w:val="Hyperlink"/>
+            <w:rFonts w:ascii="Amazon Ember" w:hAnsi="Amazon Ember"/>
+          </w:rPr>
+          <w:t>Gateway VPC endpoints</w:t>
+        </w:r>
+      </w:hyperlink>
+      <w:r>
+        <w:rPr>
+          <w:rFonts w:ascii="Amazon Ember" w:hAnsi="Amazon Ember"/>
+          <w:color w:val="16191F"/>
+        </w:rPr>
+        <w:t> in the </w:t>
+      </w:r>
+      <w:r>
+        <w:rPr>
+          <w:rStyle w:val="Emphasis"/>
+          <w:rFonts w:ascii="Amazon Ember" w:hAnsi="Amazon Ember"/>
+          <w:color w:val="16191F"/>
+        </w:rPr>
+        <w:t>AWS PrivateLink Guide</w:t>
+      </w:r>
+      <w:r>
+        <w:rPr>
+          <w:rFonts w:ascii="Amazon Ember" w:hAnsi="Amazon Ember"/>
+          <w:color w:val="16191F"/>
+        </w:rPr>
+        <w:t>.</w:t>
+      </w:r>
+    </w:p>
+    <w:p>
+      <w:pPr>
+        <w:pStyle w:val="NormalWeb"/>
+        <w:numPr>
+          <w:ilvl w:val="0"/>
+          <w:numId w:val="9"/>
+        </w:numPr>
+        <w:shd w:val="clear" w:color="auto" w:fill="FFFFFF"/>
+        <w:spacing w:before="0" w:beforeAutospacing="0" w:after="0" w:afterAutospacing="0" w:line="360" w:lineRule="atLeast"/>
+        <w:rPr>
+          <w:rFonts w:ascii="Amazon Ember" w:hAnsi="Amazon Ember"/>
+          <w:color w:val="16191F"/>
+        </w:rPr>
+      </w:pPr>
+      <w:r>
+        <w:rPr>
+          <w:rFonts w:ascii="Amazon Ember" w:hAnsi="Amazon Ember"/>
+          <w:color w:val="16191F"/>
+        </w:rPr>
+        <w:t>(Optional) For </w:t>
+      </w:r>
+      <w:r>
+        <w:rPr>
+          <w:rFonts w:ascii="Amazon Ember" w:hAnsi="Amazon Ember"/>
+          <w:b/>
+          <w:bCs/>
+          <w:color w:val="16191F"/>
+        </w:rPr>
+        <w:t>DNS options</w:t>
+      </w:r>
+      <w:r>
+        <w:rPr>
+          <w:rFonts w:ascii="Amazon Ember" w:hAnsi="Amazon Ember"/>
+          <w:color w:val="16191F"/>
+        </w:rPr>
+        <w:t>, both options for domain name resolution are enabled by default. If the default doesn't meet you needs, you can disable these options.</w:t>
+      </w:r>
+    </w:p>
+    <w:p>
+      <w:pPr>
+        <w:pStyle w:val="NormalWeb"/>
+        <w:numPr>
+          <w:ilvl w:val="0"/>
+          <w:numId w:val="9"/>
+        </w:numPr>
+        <w:shd w:val="clear" w:color="auto" w:fill="FFFFFF"/>
+        <w:spacing w:before="0" w:beforeAutospacing="0" w:after="0" w:afterAutospacing="0" w:line="360" w:lineRule="atLeast"/>
+        <w:rPr>
+          <w:rFonts w:ascii="Amazon Ember" w:hAnsi="Amazon Ember"/>
+          <w:color w:val="16191F"/>
+        </w:rPr>
+      </w:pPr>
+      <w:r>
+        <w:rPr>
+          <w:rFonts w:ascii="Amazon Ember" w:hAnsi="Amazon Ember"/>
+          <w:color w:val="16191F"/>
+        </w:rPr>
+        <w:lastRenderedPageBreak/>
+        <w:t>(Optional) To add a tag to your VPC, expand </w:t>
+      </w:r>
+      <w:r>
+        <w:rPr>
+          <w:rFonts w:ascii="Amazon Ember" w:hAnsi="Amazon Ember"/>
+          <w:b/>
+          <w:bCs/>
+          <w:color w:val="16191F"/>
+        </w:rPr>
+        <w:t>Additional tags</w:t>
+      </w:r>
+      <w:r>
+        <w:rPr>
+          <w:rFonts w:ascii="Amazon Ember" w:hAnsi="Amazon Ember"/>
+          <w:color w:val="16191F"/>
+        </w:rPr>
+        <w:t>, choose </w:t>
+      </w:r>
+      <w:r>
+        <w:rPr>
+          <w:rFonts w:ascii="Amazon Ember" w:hAnsi="Amazon Ember"/>
+          <w:b/>
+          <w:bCs/>
+          <w:color w:val="16191F"/>
+        </w:rPr>
+        <w:t>Add new tag</w:t>
+      </w:r>
+      <w:r>
+        <w:rPr>
+          <w:rFonts w:ascii="Amazon Ember" w:hAnsi="Amazon Ember"/>
+          <w:color w:val="16191F"/>
+        </w:rPr>
+        <w:t>, and enter a tag key and a tag value.</w:t>
+      </w:r>
+    </w:p>
+    <w:p>
+      <w:pPr>
+        <w:pStyle w:val="NormalWeb"/>
+        <w:numPr>
+          <w:ilvl w:val="0"/>
+          <w:numId w:val="9"/>
+        </w:numPr>
+        <w:shd w:val="clear" w:color="auto" w:fill="FFFFFF"/>
+        <w:spacing w:before="0" w:beforeAutospacing="0" w:after="0" w:afterAutospacing="0" w:line="360" w:lineRule="atLeast"/>
+        <w:rPr>
+          <w:rFonts w:ascii="Amazon Ember" w:hAnsi="Amazon Ember"/>
+          <w:color w:val="16191F"/>
+        </w:rPr>
+      </w:pPr>
+      <w:r>
+        <w:rPr>
+          <w:rFonts w:ascii="Amazon Ember" w:hAnsi="Amazon Ember"/>
+          <w:color w:val="16191F"/>
+        </w:rPr>
+        <w:t>In the </w:t>
+      </w:r>
+      <w:r>
+        <w:rPr>
+          <w:rFonts w:ascii="Amazon Ember" w:hAnsi="Amazon Ember"/>
+          <w:b/>
+          <w:bCs/>
+          <w:color w:val="16191F"/>
+        </w:rPr>
+        <w:t>Preview</w:t>
+      </w:r>
+      <w:r>
+        <w:rPr>
+          <w:rFonts w:ascii="Amazon Ember" w:hAnsi="Amazon Ember"/>
+          <w:color w:val="16191F"/>
+        </w:rPr>
+        <w:t> pane, you can visualize the relationships between the VPC resources that you've configured. Solid lines represent relationships between resources. Dotted lines represent network traffic to NAT gateways, internet gateways, and gateway endpoints. After you create the VPC, you can visualize the resources in your VPC in this format at any time using the </w:t>
+      </w:r>
+      <w:r>
+        <w:rPr>
+          <w:rFonts w:ascii="Amazon Ember" w:hAnsi="Amazon Ember"/>
+          <w:b/>
+          <w:bCs/>
+          <w:color w:val="16191F"/>
+        </w:rPr>
+        <w:t>Resource map</w:t>
+      </w:r>
+      <w:r>
+        <w:rPr>
+          <w:rFonts w:ascii="Amazon Ember" w:hAnsi="Amazon Ember"/>
+          <w:color w:val="16191F"/>
+        </w:rPr>
+        <w:t> tab. For more information, see </w:t>
+      </w:r>
+      <w:hyperlink r:id="rId11" w:anchor="view-vpc-resource-map" w:history="1">
+        <w:r>
+          <w:rPr>
+            <w:rStyle w:val="Hyperlink"/>
+            <w:rFonts w:ascii="Amazon Ember" w:hAnsi="Amazon Ember"/>
+          </w:rPr>
+          <w:t>Visualize the resources in your VPC</w:t>
+        </w:r>
+      </w:hyperlink>
+      <w:r>
+        <w:rPr>
+          <w:rFonts w:ascii="Amazon Ember" w:hAnsi="Amazon Ember"/>
+          <w:color w:val="16191F"/>
+        </w:rPr>
+        <w:t>.</w:t>
+      </w:r>
+    </w:p>
+    <w:p>
+      <w:pPr>
+        <w:pStyle w:val="NormalWeb"/>
+        <w:numPr>
+          <w:ilvl w:val="0"/>
+          <w:numId w:val="9"/>
+        </w:numPr>
+        <w:shd w:val="clear" w:color="auto" w:fill="FFFFFF"/>
+        <w:spacing w:before="0" w:beforeAutospacing="0" w:after="0" w:afterAutospacing="0" w:line="360" w:lineRule="atLeast"/>
+        <w:rPr>
+          <w:rFonts w:ascii="Amazon Ember" w:hAnsi="Amazon Ember"/>
+          <w:color w:val="16191F"/>
+        </w:rPr>
+      </w:pPr>
+      <w:r>
+        <w:rPr>
+          <w:rFonts w:ascii="Amazon Ember" w:hAnsi="Amazon Ember"/>
+          <w:color w:val="16191F"/>
+        </w:rPr>
+        <w:t>When you are finished configuring your VPC, choose </w:t>
+      </w:r>
+      <w:r>
+        <w:rPr>
+          <w:rFonts w:ascii="Amazon Ember" w:hAnsi="Amazon Ember"/>
+          <w:b/>
+          <w:bCs/>
+          <w:color w:val="16191F"/>
+        </w:rPr>
+        <w:t>Create VPC</w:t>
+      </w:r>
+      <w:r>
+        <w:rPr>
+          <w:rFonts w:ascii="Amazon Ember" w:hAnsi="Amazon Ember"/>
+          <w:color w:val="16191F"/>
+        </w:rPr>
+        <w:t>.</w:t>
+      </w:r>
+    </w:p>
+    <w:p>
+      <w:pPr>
+        <w:pStyle w:val="ListParagraph"/>
+        <w:ind w:left="2160"/>
         <w:rPr>
           <w:lang w:val="en-US"/>
         </w:rPr>
@@ -427,6 +1496,119 @@
 <file path=word/numbering.xml><?xml version="1.0" encoding="utf-8"?>
 <w:numbering xmlns:wpc="http://schemas.microsoft.com/office/word/2010/wordprocessingCanvas" xmlns:cx="http://schemas.microsoft.com/office/drawing/2014/chartex" xmlns:cx1="http://schemas.microsoft.com/office/drawing/2015/9/8/chartex" xmlns:cx2="http://schemas.microsoft.com/office/drawing/2015/10/21/chartex" xmlns:cx3="http://schemas.microsoft.com/office/drawing/2016/5/9/chartex" xmlns:cx4="http://schemas.microsoft.com/office/drawing/2016/5/10/chartex" xmlns:cx5="http://schemas.microsoft.com/office/drawing/2016/5/11/chartex" xmlns:cx6="http://schemas.microsoft.com/office/drawing/2016/5/12/chartex" xmlns:cx7="http://schemas.microsoft.com/office/drawing/2016/5/13/chartex" xmlns:cx8="http://schemas.microsoft.com/office/drawing/2016/5/14/chartex" xmlns:mc="http://schemas.openxmlformats.org/markup-compatibility/2006" xmlns:aink="http://schemas.microsoft.com/office/drawing/2016/ink" xmlns:am3d="http://schemas.microsoft.com/office/drawing/2017/model3d" xmlns:o="urn:schemas-microsoft-com:office:office" xmlns:r="http://schemas.openxmlformats.org/officeDocument/2006/relationships" xmlns:m="http://schemas.openxmlformats.org/officeDocument/2006/math" xmlns:v="urn:schemas-microsoft-com:vml" xmlns:wp14="http://schemas.microsoft.com/office/word/2010/wordprocessingDrawing" xmlns:wp="http://schemas.openxmlformats.org/drawingml/2006/wordprocessingDrawing" xmlns:w10="urn:schemas-microsoft-com:office:word" xmlns:w="http://schemas.openxmlformats.org/wordprocessingml/2006/main" xmlns:w14="http://schemas.microsoft.com/office/word/2010/wordml" xmlns:w15="http://schemas.microsoft.com/office/word/2012/wordml" xmlns:w16cex="http://schemas.microsoft.com/office/word/2018/wordml/cex" xmlns:w16cid="http://schemas.microsoft.com/office/word/2016/wordml/cid" xmlns:w16="http://schemas.microsoft.com/office/word/2018/wordml" xmlns:w16se="http://schemas.microsoft.com/office/word/2015/wordml/symex" xmlns:wpg="http://schemas.microsoft.com/office/word/2010/wordprocessingGroup" xmlns:wpi="http://schemas.microsoft.com/office/word/2010/wordprocessingInk" xmlns:wne="http://schemas.microsoft.com/office/word/2006/wordml" xmlns:wps="http://schemas.microsoft.com/office/word/2010/wordprocessingShape" mc:Ignorable="w14 w15 w16se w16cid w16 w16cex wp14">
   <w:abstractNum w:abstractNumId="0" w15:restartNumberingAfterBreak="0">
+    <w:nsid w:val="01F005A1"/>
+    <w:multiLevelType w:val="multilevel"/>
+    <w:tmpl w:val="59C8BD74"/>
+    <w:lvl w:ilvl="0">
+      <w:start w:val="1"/>
+      <w:numFmt w:val="decimal"/>
+      <w:lvlText w:val="%1."/>
+      <w:lvlJc w:val="left"/>
+      <w:pPr>
+        <w:tabs>
+          <w:tab w:val="num" w:pos="720"/>
+        </w:tabs>
+        <w:ind w:left="720" w:hanging="360"/>
+      </w:pPr>
+    </w:lvl>
+    <w:lvl w:ilvl="1" w:tentative="1">
+      <w:start w:val="1"/>
+      <w:numFmt w:val="decimal"/>
+      <w:lvlText w:val="%2."/>
+      <w:lvlJc w:val="left"/>
+      <w:pPr>
+        <w:tabs>
+          <w:tab w:val="num" w:pos="1440"/>
+        </w:tabs>
+        <w:ind w:left="1440" w:hanging="360"/>
+      </w:pPr>
+    </w:lvl>
+    <w:lvl w:ilvl="2" w:tentative="1">
+      <w:start w:val="1"/>
+      <w:numFmt w:val="decimal"/>
+      <w:lvlText w:val="%3."/>
+      <w:lvlJc w:val="left"/>
+      <w:pPr>
+        <w:tabs>
+          <w:tab w:val="num" w:pos="2160"/>
+        </w:tabs>
+        <w:ind w:left="2160" w:hanging="360"/>
+      </w:pPr>
+    </w:lvl>
+    <w:lvl w:ilvl="3" w:tentative="1">
+      <w:start w:val="1"/>
+      <w:numFmt w:val="decimal"/>
+      <w:lvlText w:val="%4."/>
+      <w:lvlJc w:val="left"/>
+      <w:pPr>
+        <w:tabs>
+          <w:tab w:val="num" w:pos="2880"/>
+        </w:tabs>
+        <w:ind w:left="2880" w:hanging="360"/>
+      </w:pPr>
+    </w:lvl>
+    <w:lvl w:ilvl="4" w:tentative="1">
+      <w:start w:val="1"/>
+      <w:numFmt w:val="decimal"/>
+      <w:lvlText w:val="%5."/>
+      <w:lvlJc w:val="left"/>
+      <w:pPr>
+        <w:tabs>
+          <w:tab w:val="num" w:pos="3600"/>
+        </w:tabs>
+        <w:ind w:left="3600" w:hanging="360"/>
+      </w:pPr>
+    </w:lvl>
+    <w:lvl w:ilvl="5" w:tentative="1">
+      <w:start w:val="1"/>
+      <w:numFmt w:val="decimal"/>
+      <w:lvlText w:val="%6."/>
+      <w:lvlJc w:val="left"/>
+      <w:pPr>
+        <w:tabs>
+          <w:tab w:val="num" w:pos="4320"/>
+        </w:tabs>
+        <w:ind w:left="4320" w:hanging="360"/>
+      </w:pPr>
+    </w:lvl>
+    <w:lvl w:ilvl="6" w:tentative="1">
+      <w:start w:val="1"/>
+      <w:numFmt w:val="decimal"/>
+      <w:lvlText w:val="%7."/>
+      <w:lvlJc w:val="left"/>
+      <w:pPr>
+        <w:tabs>
+          <w:tab w:val="num" w:pos="5040"/>
+        </w:tabs>
+        <w:ind w:left="5040" w:hanging="360"/>
+      </w:pPr>
+    </w:lvl>
+    <w:lvl w:ilvl="7" w:tentative="1">
+      <w:start w:val="1"/>
+      <w:numFmt w:val="decimal"/>
+      <w:lvlText w:val="%8."/>
+      <w:lvlJc w:val="left"/>
+      <w:pPr>
+        <w:tabs>
+          <w:tab w:val="num" w:pos="5760"/>
+        </w:tabs>
+        <w:ind w:left="5760" w:hanging="360"/>
+      </w:pPr>
+    </w:lvl>
+    <w:lvl w:ilvl="8" w:tentative="1">
+      <w:start w:val="1"/>
+      <w:numFmt w:val="decimal"/>
+      <w:lvlText w:val="%9."/>
+      <w:lvlJc w:val="left"/>
+      <w:pPr>
+        <w:tabs>
+          <w:tab w:val="num" w:pos="6480"/>
+        </w:tabs>
+        <w:ind w:left="6480" w:hanging="360"/>
+      </w:pPr>
+    </w:lvl>
+  </w:abstractNum>
+  <w:abstractNum w:abstractNumId="1" w15:restartNumberingAfterBreak="0">
     <w:nsid w:val="05A00312"/>
     <w:multiLevelType w:val="hybridMultilevel"/>
     <w:tmpl w:val="8684FCE8"/>
@@ -515,7 +1697,7 @@
       </w:pPr>
     </w:lvl>
   </w:abstractNum>
-  <w:abstractNum w:abstractNumId="1" w15:restartNumberingAfterBreak="0">
+  <w:abstractNum w:abstractNumId="2" w15:restartNumberingAfterBreak="0">
     <w:nsid w:val="1C5C3F08"/>
     <w:multiLevelType w:val="hybridMultilevel"/>
     <w:tmpl w:val="1F2EA6A8"/>
@@ -604,7 +1786,96 @@
       </w:pPr>
     </w:lvl>
   </w:abstractNum>
-  <w:abstractNum w:abstractNumId="2" w15:restartNumberingAfterBreak="0">
+  <w:abstractNum w:abstractNumId="3" w15:restartNumberingAfterBreak="0">
+    <w:nsid w:val="2BA52633"/>
+    <w:multiLevelType w:val="hybridMultilevel"/>
+    <w:tmpl w:val="8AD6B804"/>
+    <w:lvl w:ilvl="0" w:tplc="EFDA1D4E">
+      <w:start w:val="1"/>
+      <w:numFmt w:val="decimal"/>
+      <w:lvlText w:val="%1)"/>
+      <w:lvlJc w:val="left"/>
+      <w:pPr>
+        <w:ind w:left="1800" w:hanging="360"/>
+      </w:pPr>
+      <w:rPr>
+        <w:rFonts w:hint="default"/>
+      </w:rPr>
+    </w:lvl>
+    <w:lvl w:ilvl="1" w:tplc="40090019" w:tentative="1">
+      <w:start w:val="1"/>
+      <w:numFmt w:val="lowerLetter"/>
+      <w:lvlText w:val="%2."/>
+      <w:lvlJc w:val="left"/>
+      <w:pPr>
+        <w:ind w:left="2520" w:hanging="360"/>
+      </w:pPr>
+    </w:lvl>
+    <w:lvl w:ilvl="2" w:tplc="4009001B" w:tentative="1">
+      <w:start w:val="1"/>
+      <w:numFmt w:val="lowerRoman"/>
+      <w:lvlText w:val="%3."/>
+      <w:lvlJc w:val="right"/>
+      <w:pPr>
+        <w:ind w:left="3240" w:hanging="180"/>
+      </w:pPr>
+    </w:lvl>
+    <w:lvl w:ilvl="3" w:tplc="4009000F" w:tentative="1">
+      <w:start w:val="1"/>
+      <w:numFmt w:val="decimal"/>
+      <w:lvlText w:val="%4."/>
+      <w:lvlJc w:val="left"/>
+      <w:pPr>
+        <w:ind w:left="3960" w:hanging="360"/>
+      </w:pPr>
+    </w:lvl>
+    <w:lvl w:ilvl="4" w:tplc="40090019" w:tentative="1">
+      <w:start w:val="1"/>
+      <w:numFmt w:val="lowerLetter"/>
+      <w:lvlText w:val="%5."/>
+      <w:lvlJc w:val="left"/>
+      <w:pPr>
+        <w:ind w:left="4680" w:hanging="360"/>
+      </w:pPr>
+    </w:lvl>
+    <w:lvl w:ilvl="5" w:tplc="4009001B" w:tentative="1">
+      <w:start w:val="1"/>
+      <w:numFmt w:val="lowerRoman"/>
+      <w:lvlText w:val="%6."/>
+      <w:lvlJc w:val="right"/>
+      <w:pPr>
+        <w:ind w:left="5400" w:hanging="180"/>
+      </w:pPr>
+    </w:lvl>
+    <w:lvl w:ilvl="6" w:tplc="4009000F" w:tentative="1">
+      <w:start w:val="1"/>
+      <w:numFmt w:val="decimal"/>
+      <w:lvlText w:val="%7."/>
+      <w:lvlJc w:val="left"/>
+      <w:pPr>
+        <w:ind w:left="6120" w:hanging="360"/>
+      </w:pPr>
+    </w:lvl>
+    <w:lvl w:ilvl="7" w:tplc="40090019" w:tentative="1">
+      <w:start w:val="1"/>
+      <w:numFmt w:val="lowerLetter"/>
+      <w:lvlText w:val="%8."/>
+      <w:lvlJc w:val="left"/>
+      <w:pPr>
+        <w:ind w:left="6840" w:hanging="360"/>
+      </w:pPr>
+    </w:lvl>
+    <w:lvl w:ilvl="8" w:tplc="4009001B" w:tentative="1">
+      <w:start w:val="1"/>
+      <w:numFmt w:val="lowerRoman"/>
+      <w:lvlText w:val="%9."/>
+      <w:lvlJc w:val="right"/>
+      <w:pPr>
+        <w:ind w:left="7560" w:hanging="180"/>
+      </w:pPr>
+    </w:lvl>
+  </w:abstractNum>
+  <w:abstractNum w:abstractNumId="4" w15:restartNumberingAfterBreak="0">
     <w:nsid w:val="313915D5"/>
     <w:multiLevelType w:val="hybridMultilevel"/>
     <w:tmpl w:val="F8162E58"/>
@@ -693,7 +1964,7 @@
       </w:pPr>
     </w:lvl>
   </w:abstractNum>
-  <w:abstractNum w:abstractNumId="3" w15:restartNumberingAfterBreak="0">
+  <w:abstractNum w:abstractNumId="5" w15:restartNumberingAfterBreak="0">
     <w:nsid w:val="4837384D"/>
     <w:multiLevelType w:val="hybridMultilevel"/>
     <w:tmpl w:val="B37E7F2A"/>
@@ -782,7 +2053,7 @@
       </w:pPr>
     </w:lvl>
   </w:abstractNum>
-  <w:abstractNum w:abstractNumId="4" w15:restartNumberingAfterBreak="0">
+  <w:abstractNum w:abstractNumId="6" w15:restartNumberingAfterBreak="0">
     <w:nsid w:val="6ADA0340"/>
     <w:multiLevelType w:val="hybridMultilevel"/>
     <w:tmpl w:val="BA1E9766"/>
@@ -871,7 +2142,7 @@
       </w:pPr>
     </w:lvl>
   </w:abstractNum>
-  <w:abstractNum w:abstractNumId="5" w15:restartNumberingAfterBreak="0">
+  <w:abstractNum w:abstractNumId="7" w15:restartNumberingAfterBreak="0">
     <w:nsid w:val="6FF26E6C"/>
     <w:multiLevelType w:val="hybridMultilevel"/>
     <w:tmpl w:val="8564D066"/>
@@ -960,23 +2231,121 @@
       </w:pPr>
     </w:lvl>
   </w:abstractNum>
+  <w:abstractNum w:abstractNumId="8" w15:restartNumberingAfterBreak="0">
+    <w:nsid w:val="77ED0F8D"/>
+    <w:multiLevelType w:val="hybridMultilevel"/>
+    <w:tmpl w:val="5DE6CD12"/>
+    <w:lvl w:ilvl="0" w:tplc="FBCC6BBA">
+      <w:start w:val="1"/>
+      <w:numFmt w:val="decimal"/>
+      <w:lvlText w:val="%1)"/>
+      <w:lvlJc w:val="left"/>
+      <w:pPr>
+        <w:ind w:left="2160" w:hanging="360"/>
+      </w:pPr>
+      <w:rPr>
+        <w:rFonts w:hint="default"/>
+      </w:rPr>
+    </w:lvl>
+    <w:lvl w:ilvl="1" w:tplc="40090019" w:tentative="1">
+      <w:start w:val="1"/>
+      <w:numFmt w:val="lowerLetter"/>
+      <w:lvlText w:val="%2."/>
+      <w:lvlJc w:val="left"/>
+      <w:pPr>
+        <w:ind w:left="2880" w:hanging="360"/>
+      </w:pPr>
+    </w:lvl>
+    <w:lvl w:ilvl="2" w:tplc="4009001B" w:tentative="1">
+      <w:start w:val="1"/>
+      <w:numFmt w:val="lowerRoman"/>
+      <w:lvlText w:val="%3."/>
+      <w:lvlJc w:val="right"/>
+      <w:pPr>
+        <w:ind w:left="3600" w:hanging="180"/>
+      </w:pPr>
+    </w:lvl>
+    <w:lvl w:ilvl="3" w:tplc="4009000F" w:tentative="1">
+      <w:start w:val="1"/>
+      <w:numFmt w:val="decimal"/>
+      <w:lvlText w:val="%4."/>
+      <w:lvlJc w:val="left"/>
+      <w:pPr>
+        <w:ind w:left="4320" w:hanging="360"/>
+      </w:pPr>
+    </w:lvl>
+    <w:lvl w:ilvl="4" w:tplc="40090019" w:tentative="1">
+      <w:start w:val="1"/>
+      <w:numFmt w:val="lowerLetter"/>
+      <w:lvlText w:val="%5."/>
+      <w:lvlJc w:val="left"/>
+      <w:pPr>
+        <w:ind w:left="5040" w:hanging="360"/>
+      </w:pPr>
+    </w:lvl>
+    <w:lvl w:ilvl="5" w:tplc="4009001B" w:tentative="1">
+      <w:start w:val="1"/>
+      <w:numFmt w:val="lowerRoman"/>
+      <w:lvlText w:val="%6."/>
+      <w:lvlJc w:val="right"/>
+      <w:pPr>
+        <w:ind w:left="5760" w:hanging="180"/>
+      </w:pPr>
+    </w:lvl>
+    <w:lvl w:ilvl="6" w:tplc="4009000F" w:tentative="1">
+      <w:start w:val="1"/>
+      <w:numFmt w:val="decimal"/>
+      <w:lvlText w:val="%7."/>
+      <w:lvlJc w:val="left"/>
+      <w:pPr>
+        <w:ind w:left="6480" w:hanging="360"/>
+      </w:pPr>
+    </w:lvl>
+    <w:lvl w:ilvl="7" w:tplc="40090019" w:tentative="1">
+      <w:start w:val="1"/>
+      <w:numFmt w:val="lowerLetter"/>
+      <w:lvlText w:val="%8."/>
+      <w:lvlJc w:val="left"/>
+      <w:pPr>
+        <w:ind w:left="7200" w:hanging="360"/>
+      </w:pPr>
+    </w:lvl>
+    <w:lvl w:ilvl="8" w:tplc="4009001B" w:tentative="1">
+      <w:start w:val="1"/>
+      <w:numFmt w:val="lowerRoman"/>
+      <w:lvlText w:val="%9."/>
+      <w:lvlJc w:val="right"/>
+      <w:pPr>
+        <w:ind w:left="7920" w:hanging="180"/>
+      </w:pPr>
+    </w:lvl>
+  </w:abstractNum>
   <w:num w:numId="1">
+    <w:abstractNumId w:val="4"/>
+  </w:num>
+  <w:num w:numId="2">
+    <w:abstractNumId w:val="6"/>
+  </w:num>
+  <w:num w:numId="3">
+    <w:abstractNumId w:val="1"/>
+  </w:num>
+  <w:num w:numId="4">
+    <w:abstractNumId w:val="5"/>
+  </w:num>
+  <w:num w:numId="5">
     <w:abstractNumId w:val="2"/>
   </w:num>
-  <w:num w:numId="2">
-    <w:abstractNumId w:val="4"/>
+  <w:num w:numId="6">
+    <w:abstractNumId w:val="7"/>
   </w:num>
-  <w:num w:numId="3">
-    <w:abstractNumId w:val="0"/>
-  </w:num>
-  <w:num w:numId="4">
+  <w:num w:numId="7">
     <w:abstractNumId w:val="3"/>
   </w:num>
-  <w:num w:numId="5">
-    <w:abstractNumId w:val="1"/>
+  <w:num w:numId="8">
+    <w:abstractNumId w:val="8"/>
   </w:num>
-  <w:num w:numId="6">
-    <w:abstractNumId w:val="5"/>
+  <w:num w:numId="9">
+    <w:abstractNumId w:val="0"/>
   </w:num>
 </w:numbering>
 </file>
@@ -1380,6 +2749,26 @@
     <w:name w:val="Normal"/>
     <w:qFormat/>
   </w:style>
+  <w:style w:type="paragraph" w:styleId="Heading6">
+    <w:name w:val="heading 6"/>
+    <w:basedOn w:val="Normal"/>
+    <w:link w:val="Heading6Char"/>
+    <w:uiPriority w:val="9"/>
+    <w:qFormat/>
+    <w:rsid w:val="007464CA"/>
+    <w:pPr>
+      <w:spacing w:before="100" w:beforeAutospacing="1" w:after="100" w:afterAutospacing="1" w:line="240" w:lineRule="auto"/>
+      <w:outlineLvl w:val="5"/>
+    </w:pPr>
+    <w:rPr>
+      <w:rFonts w:ascii="Times New Roman" w:eastAsia="Times New Roman" w:hAnsi="Times New Roman" w:cs="Times New Roman"/>
+      <w:b/>
+      <w:bCs/>
+      <w:sz w:val="15"/>
+      <w:szCs w:val="15"/>
+      <w:lang w:eastAsia="en-IN"/>
+    </w:rPr>
+  </w:style>
   <w:style w:type="character" w:default="1" w:styleId="DefaultParagraphFont">
     <w:name w:val="Default Paragraph Font"/>
     <w:uiPriority w:val="1"/>
@@ -1469,6 +2858,32 @@
       <w:rFonts w:ascii="Courier New" w:eastAsia="Times New Roman" w:hAnsi="Courier New" w:cs="Courier New"/>
       <w:sz w:val="20"/>
       <w:szCs w:val="20"/>
+    </w:rPr>
+  </w:style>
+  <w:style w:type="character" w:customStyle="1" w:styleId="Heading6Char">
+    <w:name w:val="Heading 6 Char"/>
+    <w:basedOn w:val="DefaultParagraphFont"/>
+    <w:link w:val="Heading6"/>
+    <w:uiPriority w:val="9"/>
+    <w:rsid w:val="007464CA"/>
+    <w:rPr>
+      <w:rFonts w:ascii="Times New Roman" w:eastAsia="Times New Roman" w:hAnsi="Times New Roman" w:cs="Times New Roman"/>
+      <w:b/>
+      <w:bCs/>
+      <w:sz w:val="15"/>
+      <w:szCs w:val="15"/>
+      <w:lang w:eastAsia="en-IN"/>
+    </w:rPr>
+  </w:style>
+  <w:style w:type="character" w:styleId="Emphasis">
+    <w:name w:val="Emphasis"/>
+    <w:basedOn w:val="DefaultParagraphFont"/>
+    <w:uiPriority w:val="20"/>
+    <w:qFormat/>
+    <w:rsid w:val="007464CA"/>
+    <w:rPr>
+      <w:i/>
+      <w:iCs/>
     </w:rPr>
   </w:style>
 </w:styles>

--- a/notes_14Jun2023.docx
+++ b/notes_14Jun2023.docx
@@ -125,7 +125,21 @@
         <w:rPr>
           <w:lang w:val="en-US"/>
         </w:rPr>
-        <w:t xml:space="preserve"> a spring boot rest api now 14-jun-aws-rest-1</w:t>
+        <w:t xml:space="preserve"> a spring boot rest </w:t>
+      </w:r>
+      <w:proofErr w:type="spellStart"/>
+      <w:r>
+        <w:rPr>
+          <w:lang w:val="en-US"/>
+        </w:rPr>
+        <w:t>api</w:t>
+      </w:r>
+      <w:proofErr w:type="spellEnd"/>
+      <w:r>
+        <w:rPr>
+          <w:lang w:val="en-US"/>
+        </w:rPr>
+        <w:t xml:space="preserve"> now 14-jun-aws-rest-1</w:t>
       </w:r>
     </w:p>
     <w:p>
@@ -443,8 +457,16 @@
         <w:rPr>
           <w:lang w:val="en-US"/>
         </w:rPr>
-        <w:t>Create a spring boot application with rest controller and getmappings</w:t>
-      </w:r>
+        <w:t xml:space="preserve">Create a spring boot application with rest controller and </w:t>
+      </w:r>
+      <w:proofErr w:type="spellStart"/>
+      <w:r>
+        <w:rPr>
+          <w:lang w:val="en-US"/>
+        </w:rPr>
+        <w:t>getmappings</w:t>
+      </w:r>
+      <w:proofErr w:type="spellEnd"/>
     </w:p>
     <w:p>
       <w:pPr>
@@ -457,6 +479,7 @@
           <w:lang w:val="en-US"/>
         </w:rPr>
       </w:pPr>
+      <w:proofErr w:type="spellStart"/>
       <w:proofErr w:type="gramStart"/>
       <w:r>
         <w:rPr>
@@ -464,6 +487,7 @@
         </w:rPr>
         <w:t>server.port</w:t>
       </w:r>
+      <w:proofErr w:type="spellEnd"/>
       <w:proofErr w:type="gramEnd"/>
       <w:r>
         <w:rPr>
@@ -493,7 +517,21 @@
         <w:rPr>
           <w:lang w:val="en-US"/>
         </w:rPr>
-        <w:t>In aws, management console:</w:t>
+        <w:t xml:space="preserve">In </w:t>
+      </w:r>
+      <w:proofErr w:type="spellStart"/>
+      <w:r>
+        <w:rPr>
+          <w:lang w:val="en-US"/>
+        </w:rPr>
+        <w:t>aws</w:t>
+      </w:r>
+      <w:proofErr w:type="spellEnd"/>
+      <w:r>
+        <w:rPr>
+          <w:lang w:val="en-US"/>
+        </w:rPr>
+        <w:t>, management console:</w:t>
       </w:r>
     </w:p>
     <w:p>
@@ -523,7 +561,21 @@
         <w:rPr>
           <w:lang w:val="en-US"/>
         </w:rPr>
-        <w:t>create vpc:</w:t>
+        <w:t xml:space="preserve">create </w:t>
+      </w:r>
+      <w:proofErr w:type="spellStart"/>
+      <w:r>
+        <w:rPr>
+          <w:lang w:val="en-US"/>
+        </w:rPr>
+        <w:t>vpc</w:t>
+      </w:r>
+      <w:proofErr w:type="spellEnd"/>
+      <w:r>
+        <w:rPr>
+          <w:lang w:val="en-US"/>
+        </w:rPr>
+        <w:t>:</w:t>
       </w:r>
       <w:r>
         <w:rPr>
@@ -1263,7 +1315,25 @@
           <w:rFonts w:ascii="Amazon Ember" w:hAnsi="Amazon Ember"/>
           <w:color w:val="16191F"/>
         </w:rPr>
-        <w:t>AWS PrivateLink Guide</w:t>
+        <w:t xml:space="preserve">AWS </w:t>
+      </w:r>
+      <w:proofErr w:type="spellStart"/>
+      <w:r>
+        <w:rPr>
+          <w:rStyle w:val="Emphasis"/>
+          <w:rFonts w:ascii="Amazon Ember" w:hAnsi="Amazon Ember"/>
+          <w:color w:val="16191F"/>
+        </w:rPr>
+        <w:t>PrivateLink</w:t>
+      </w:r>
+      <w:proofErr w:type="spellEnd"/>
+      <w:r>
+        <w:rPr>
+          <w:rStyle w:val="Emphasis"/>
+          <w:rFonts w:ascii="Amazon Ember" w:hAnsi="Amazon Ember"/>
+          <w:color w:val="16191F"/>
+        </w:rPr>
+        <w:t xml:space="preserve"> Guide</w:t>
       </w:r>
       <w:r>
         <w:rPr>
@@ -1308,7 +1378,23 @@
           <w:rFonts w:ascii="Amazon Ember" w:hAnsi="Amazon Ember"/>
           <w:color w:val="16191F"/>
         </w:rPr>
-        <w:t>, both options for domain name resolution are enabled by default. If the default doesn't meet you needs, you can disable these options.</w:t>
+        <w:t xml:space="preserve">, both options for domain name resolution are enabled by default. If the default doesn't meet </w:t>
+      </w:r>
+      <w:proofErr w:type="spellStart"/>
+      <w:r>
+        <w:rPr>
+          <w:rFonts w:ascii="Amazon Ember" w:hAnsi="Amazon Ember"/>
+          <w:color w:val="16191F"/>
+        </w:rPr>
+        <w:t>you</w:t>
+      </w:r>
+      <w:proofErr w:type="spellEnd"/>
+      <w:r>
+        <w:rPr>
+          <w:rFonts w:ascii="Amazon Ember" w:hAnsi="Amazon Ember"/>
+          <w:color w:val="16191F"/>
+        </w:rPr>
+        <w:t xml:space="preserve"> needs, you can disable these options.</w:t>
       </w:r>
     </w:p>
     <w:p>
@@ -1477,7 +1563,162 @@
     <w:p>
       <w:pPr>
         <w:pStyle w:val="ListParagraph"/>
+        <w:pBdr>
+          <w:bottom w:val="single" w:sz="6" w:space="1" w:color="auto"/>
+        </w:pBdr>
         <w:ind w:left="2160"/>
+        <w:rPr>
+          <w:lang w:val="en-US"/>
+        </w:rPr>
+      </w:pPr>
+    </w:p>
+    <w:p>
+      <w:pPr>
+        <w:rPr>
+          <w:lang w:val="en-US"/>
+        </w:rPr>
+      </w:pPr>
+      <w:proofErr w:type="gramStart"/>
+      <w:r>
+        <w:rPr>
+          <w:lang w:val="en-US"/>
+        </w:rPr>
+        <w:t>Lets</w:t>
+      </w:r>
+      <w:proofErr w:type="gramEnd"/>
+      <w:r>
+        <w:rPr>
+          <w:lang w:val="en-US"/>
+        </w:rPr>
+        <w:t xml:space="preserve"> create a MVC project and deploy it in Elastic Beanstalk:</w:t>
+      </w:r>
+    </w:p>
+    <w:p>
+      <w:pPr>
+        <w:rPr>
+          <w:lang w:val="en-US"/>
+        </w:rPr>
+      </w:pPr>
+      <w:r>
+        <w:rPr>
+          <w:lang w:val="en-US"/>
+        </w:rPr>
+        <w:t>Entity:</w:t>
+      </w:r>
+    </w:p>
+    <w:p>
+      <w:pPr>
+        <w:rPr>
+          <w:lang w:val="en-US"/>
+        </w:rPr>
+      </w:pPr>
+      <w:r>
+        <w:rPr>
+          <w:lang w:val="en-US"/>
+        </w:rPr>
+        <w:tab/>
+        <w:t>Employee</w:t>
+      </w:r>
+    </w:p>
+    <w:p>
+      <w:pPr>
+        <w:rPr>
+          <w:lang w:val="en-US"/>
+        </w:rPr>
+      </w:pPr>
+      <w:r>
+        <w:rPr>
+          <w:lang w:val="en-US"/>
+        </w:rPr>
+        <w:tab/>
+      </w:r>
+      <w:r>
+        <w:rPr>
+          <w:lang w:val="en-US"/>
+        </w:rPr>
+        <w:tab/>
+        <w:t>id</w:t>
+      </w:r>
+    </w:p>
+    <w:p>
+      <w:pPr>
+        <w:rPr>
+          <w:lang w:val="en-US"/>
+        </w:rPr>
+      </w:pPr>
+      <w:r>
+        <w:rPr>
+          <w:lang w:val="en-US"/>
+        </w:rPr>
+        <w:tab/>
+      </w:r>
+      <w:r>
+        <w:rPr>
+          <w:lang w:val="en-US"/>
+        </w:rPr>
+        <w:tab/>
+      </w:r>
+      <w:proofErr w:type="spellStart"/>
+      <w:r>
+        <w:rPr>
+          <w:lang w:val="en-US"/>
+        </w:rPr>
+        <w:t>firstName</w:t>
+      </w:r>
+      <w:proofErr w:type="spellEnd"/>
+    </w:p>
+    <w:p>
+      <w:pPr>
+        <w:rPr>
+          <w:lang w:val="en-US"/>
+        </w:rPr>
+      </w:pPr>
+      <w:r>
+        <w:rPr>
+          <w:lang w:val="en-US"/>
+        </w:rPr>
+        <w:tab/>
+      </w:r>
+      <w:r>
+        <w:rPr>
+          <w:lang w:val="en-US"/>
+        </w:rPr>
+        <w:tab/>
+      </w:r>
+      <w:proofErr w:type="spellStart"/>
+      <w:r>
+        <w:rPr>
+          <w:lang w:val="en-US"/>
+        </w:rPr>
+        <w:t>lastName</w:t>
+      </w:r>
+      <w:proofErr w:type="spellEnd"/>
+    </w:p>
+    <w:p>
+      <w:pPr>
+        <w:rPr>
+          <w:lang w:val="en-US"/>
+        </w:rPr>
+      </w:pPr>
+    </w:p>
+    <w:p>
+      <w:pPr>
+        <w:rPr>
+          <w:lang w:val="en-US"/>
+        </w:rPr>
+      </w:pPr>
+      <w:hyperlink r:id="rId12" w:history="1">
+        <w:r>
+          <w:rPr>
+            <w:rStyle w:val="Hyperlink"/>
+            <w:lang w:val="en-US"/>
+          </w:rPr>
+          <w:t>http://jagindia.ap-south-1.elasticbeanstalk.com/employee</w:t>
+        </w:r>
+      </w:hyperlink>
+    </w:p>
+    <w:p>
+      <w:pPr>
         <w:rPr>
           <w:lang w:val="en-US"/>
         </w:rPr>

--- a/notes_14Jun2023.docx
+++ b/notes_14Jun2023.docx
@@ -1716,6 +1716,158 @@
           <w:t>http://jagindia.ap-south-1.elasticbeanstalk.com/employee</w:t>
         </w:r>
       </w:hyperlink>
+    </w:p>
+    <w:p>
+      <w:pPr>
+        <w:rPr>
+          <w:lang w:val="en-US"/>
+        </w:rPr>
+      </w:pPr>
+    </w:p>
+    <w:p>
+      <w:pPr>
+        <w:rPr>
+          <w:lang w:val="en-US"/>
+        </w:rPr>
+      </w:pPr>
+    </w:p>
+    <w:p>
+      <w:pPr>
+        <w:rPr>
+          <w:lang w:val="en-US"/>
+        </w:rPr>
+      </w:pPr>
+      <w:r>
+        <w:rPr>
+          <w:lang w:val="en-US"/>
+        </w:rPr>
+        <w:t>RDS</w:t>
+      </w:r>
+      <w:r>
+        <w:rPr>
+          <w:lang w:val="en-US"/>
+        </w:rPr>
+        <w:tab/>
+      </w:r>
+      <w:r>
+        <w:rPr>
+          <w:lang w:val="en-US"/>
+        </w:rPr>
+        <w:tab/>
+        <w:t>-</w:t>
+      </w:r>
+      <w:r>
+        <w:rPr>
+          <w:lang w:val="en-US"/>
+        </w:rPr>
+        <w:tab/>
+        <w:t>Relational Database Service</w:t>
+      </w:r>
+    </w:p>
+    <w:p>
+      <w:pPr>
+        <w:rPr>
+          <w:lang w:val="en-US"/>
+        </w:rPr>
+      </w:pPr>
+    </w:p>
+    <w:p>
+      <w:pPr>
+        <w:rPr>
+          <w:lang w:val="en-US"/>
+        </w:rPr>
+      </w:pPr>
+      <w:r>
+        <w:rPr>
+          <w:lang w:val="en-US"/>
+        </w:rPr>
+        <w:t xml:space="preserve">Steps to configure RDS </w:t>
+      </w:r>
+      <w:proofErr w:type="spellStart"/>
+      <w:r>
+        <w:rPr>
+          <w:lang w:val="en-US"/>
+        </w:rPr>
+        <w:t>mysql</w:t>
+      </w:r>
+      <w:proofErr w:type="spellEnd"/>
+      <w:r>
+        <w:rPr>
+          <w:lang w:val="en-US"/>
+        </w:rPr>
+        <w:t xml:space="preserve"> database and access it from </w:t>
+      </w:r>
+      <w:proofErr w:type="spellStart"/>
+      <w:r>
+        <w:rPr>
+          <w:lang w:val="en-US"/>
+        </w:rPr>
+        <w:t>mysql</w:t>
+      </w:r>
+      <w:proofErr w:type="spellEnd"/>
+      <w:r>
+        <w:rPr>
+          <w:lang w:val="en-US"/>
+        </w:rPr>
+        <w:t xml:space="preserve"> workbench and also from </w:t>
+      </w:r>
+      <w:proofErr w:type="gramStart"/>
+      <w:r>
+        <w:rPr>
+          <w:lang w:val="en-US"/>
+        </w:rPr>
+        <w:t>java:-</w:t>
+      </w:r>
+      <w:proofErr w:type="gramEnd"/>
+    </w:p>
+    <w:p>
+      <w:pPr>
+        <w:rPr>
+          <w:lang w:val="en-US"/>
+        </w:rPr>
+      </w:pPr>
+      <w:hyperlink r:id="rId13" w:history="1">
+        <w:r>
+          <w:rPr>
+            <w:rStyle w:val="Hyperlink"/>
+            <w:lang w:val="en-US"/>
+          </w:rPr>
+          <w:t>https://youtu.be/2Y960jjzjK4</w:t>
+        </w:r>
+      </w:hyperlink>
+    </w:p>
+    <w:p>
+      <w:pPr>
+        <w:rPr>
+          <w:lang w:val="en-US"/>
+        </w:rPr>
+      </w:pPr>
+    </w:p>
+    <w:p>
+      <w:pPr>
+        <w:rPr>
+          <w:lang w:val="en-US"/>
+        </w:rPr>
+      </w:pPr>
+      <w:r>
+        <w:rPr>
+          <w:lang w:val="en-US"/>
+        </w:rPr>
+        <w:t>Task:</w:t>
+      </w:r>
+    </w:p>
+    <w:p>
+      <w:pPr>
+        <w:rPr>
+          <w:lang w:val="en-US"/>
+        </w:rPr>
+      </w:pPr>
+      <w:r>
+        <w:rPr>
+          <w:lang w:val="en-US"/>
+        </w:rPr>
+        <w:t>Preparation for Module 2 exam.</w:t>
+      </w:r>
     </w:p>
     <w:p>
       <w:pPr>
@@ -3127,6 +3279,18 @@
       <w:iCs/>
     </w:rPr>
   </w:style>
+  <w:style w:type="character" w:styleId="FollowedHyperlink">
+    <w:name w:val="FollowedHyperlink"/>
+    <w:basedOn w:val="DefaultParagraphFont"/>
+    <w:uiPriority w:val="99"/>
+    <w:semiHidden/>
+    <w:unhideWhenUsed/>
+    <w:rsid w:val="00BC75B4"/>
+    <w:rPr>
+      <w:color w:val="954F72" w:themeColor="followedHyperlink"/>
+      <w:u w:val="single"/>
+    </w:rPr>
+  </w:style>
 </w:styles>
 </file>
 

--- a/notes_14Jun2023.docx
+++ b/notes_14Jun2023.docx
@@ -1858,6 +1858,9 @@
     </w:p>
     <w:p>
       <w:pPr>
+        <w:pBdr>
+          <w:bottom w:val="single" w:sz="6" w:space="1" w:color="auto"/>
+        </w:pBdr>
         <w:rPr>
           <w:lang w:val="en-US"/>
         </w:rPr>
@@ -1875,6 +1878,496 @@
           <w:lang w:val="en-US"/>
         </w:rPr>
       </w:pPr>
+    </w:p>
+    <w:p>
+      <w:pPr>
+        <w:rPr>
+          <w:lang w:val="en-US"/>
+        </w:rPr>
+      </w:pPr>
+      <w:r>
+        <w:rPr>
+          <w:lang w:val="en-US"/>
+        </w:rPr>
+        <w:t>&lt;!DOCTYPE html&gt;</w:t>
+      </w:r>
+    </w:p>
+    <w:p>
+      <w:pPr>
+        <w:rPr>
+          <w:lang w:val="en-US"/>
+        </w:rPr>
+      </w:pPr>
+      <w:r>
+        <w:rPr>
+          <w:lang w:val="en-US"/>
+        </w:rPr>
+        <w:t>&lt;html lang="</w:t>
+      </w:r>
+      <w:proofErr w:type="spellStart"/>
+      <w:r>
+        <w:rPr>
+          <w:lang w:val="en-US"/>
+        </w:rPr>
+        <w:t>en</w:t>
+      </w:r>
+      <w:proofErr w:type="spellEnd"/>
+      <w:r>
+        <w:rPr>
+          <w:lang w:val="en-US"/>
+        </w:rPr>
+        <w:t>"&gt;</w:t>
+      </w:r>
+    </w:p>
+    <w:p>
+      <w:pPr>
+        <w:rPr>
+          <w:lang w:val="en-US"/>
+        </w:rPr>
+      </w:pPr>
+      <w:r>
+        <w:rPr>
+          <w:lang w:val="en-US"/>
+        </w:rPr>
+        <w:t>&lt;head&gt;</w:t>
+      </w:r>
+    </w:p>
+    <w:p>
+      <w:pPr>
+        <w:rPr>
+          <w:lang w:val="en-US"/>
+        </w:rPr>
+      </w:pPr>
+      <w:r>
+        <w:rPr>
+          <w:lang w:val="en-US"/>
+        </w:rPr>
+        <w:t xml:space="preserve">    &lt;meta charset="UTF-8"&gt;</w:t>
+      </w:r>
+    </w:p>
+    <w:p>
+      <w:pPr>
+        <w:rPr>
+          <w:lang w:val="en-US"/>
+        </w:rPr>
+      </w:pPr>
+      <w:r>
+        <w:rPr>
+          <w:lang w:val="en-US"/>
+        </w:rPr>
+        <w:t xml:space="preserve">    &lt;meta name="viewport" content="width=device-width, initial-scale=1.0"&gt;</w:t>
+      </w:r>
+    </w:p>
+    <w:p>
+      <w:pPr>
+        <w:rPr>
+          <w:lang w:val="en-US"/>
+        </w:rPr>
+      </w:pPr>
+      <w:r>
+        <w:rPr>
+          <w:lang w:val="en-US"/>
+        </w:rPr>
+        <w:lastRenderedPageBreak/>
+        <w:t xml:space="preserve">    &lt;title&gt;Document&lt;/title&gt;</w:t>
+      </w:r>
+    </w:p>
+    <w:p>
+      <w:pPr>
+        <w:rPr>
+          <w:lang w:val="en-US"/>
+        </w:rPr>
+      </w:pPr>
+      <w:r>
+        <w:rPr>
+          <w:lang w:val="en-US"/>
+        </w:rPr>
+        <w:t xml:space="preserve">    &lt;script&gt;</w:t>
+      </w:r>
+    </w:p>
+    <w:p>
+      <w:pPr>
+        <w:rPr>
+          <w:lang w:val="en-US"/>
+        </w:rPr>
+      </w:pPr>
+      <w:r>
+        <w:rPr>
+          <w:lang w:val="en-US"/>
+        </w:rPr>
+        <w:t xml:space="preserve">        function fn1()</w:t>
+      </w:r>
+    </w:p>
+    <w:p>
+      <w:pPr>
+        <w:rPr>
+          <w:lang w:val="en-US"/>
+        </w:rPr>
+      </w:pPr>
+      <w:r>
+        <w:rPr>
+          <w:lang w:val="en-US"/>
+        </w:rPr>
+        <w:t xml:space="preserve">        {</w:t>
+      </w:r>
+    </w:p>
+    <w:p>
+      <w:pPr>
+        <w:rPr>
+          <w:lang w:val="en-US"/>
+        </w:rPr>
+      </w:pPr>
+      <w:r>
+        <w:rPr>
+          <w:lang w:val="en-US"/>
+        </w:rPr>
+        <w:t xml:space="preserve">            var list=</w:t>
+      </w:r>
+      <w:proofErr w:type="spellStart"/>
+      <w:proofErr w:type="gramStart"/>
+      <w:r>
+        <w:rPr>
+          <w:lang w:val="en-US"/>
+        </w:rPr>
+        <w:t>document.getElementById</w:t>
+      </w:r>
+      <w:proofErr w:type="spellEnd"/>
+      <w:proofErr w:type="gramEnd"/>
+      <w:r>
+        <w:rPr>
+          <w:lang w:val="en-US"/>
+        </w:rPr>
+        <w:t>("list");</w:t>
+      </w:r>
+    </w:p>
+    <w:p>
+      <w:pPr>
+        <w:rPr>
+          <w:lang w:val="en-US"/>
+        </w:rPr>
+      </w:pPr>
+      <w:r>
+        <w:rPr>
+          <w:lang w:val="en-US"/>
+        </w:rPr>
+        <w:t xml:space="preserve">            fetch('https://jsonplaceholder.typicode.com/</w:t>
+      </w:r>
+      <w:proofErr w:type="spellStart"/>
+      <w:r>
+        <w:rPr>
+          <w:lang w:val="en-US"/>
+        </w:rPr>
+        <w:t>todos</w:t>
+      </w:r>
+      <w:proofErr w:type="spellEnd"/>
+      <w:r>
+        <w:rPr>
+          <w:lang w:val="en-US"/>
+        </w:rPr>
+        <w:t>')</w:t>
+      </w:r>
+    </w:p>
+    <w:p>
+      <w:pPr>
+        <w:rPr>
+          <w:lang w:val="en-US"/>
+        </w:rPr>
+      </w:pPr>
+      <w:r>
+        <w:rPr>
+          <w:lang w:val="en-US"/>
+        </w:rPr>
+        <w:t xml:space="preserve">            /</w:t>
+      </w:r>
+      <w:proofErr w:type="gramStart"/>
+      <w:r>
+        <w:rPr>
+          <w:lang w:val="en-US"/>
+        </w:rPr>
+        <w:t>/ .then</w:t>
+      </w:r>
+      <w:proofErr w:type="gramEnd"/>
+      <w:r>
+        <w:rPr>
+          <w:lang w:val="en-US"/>
+        </w:rPr>
+        <w:t>((x)=&gt;</w:t>
+      </w:r>
+      <w:proofErr w:type="spellStart"/>
+      <w:r>
+        <w:rPr>
+          <w:lang w:val="en-US"/>
+        </w:rPr>
+        <w:t>x.json</w:t>
+      </w:r>
+      <w:proofErr w:type="spellEnd"/>
+      <w:r>
+        <w:rPr>
+          <w:lang w:val="en-US"/>
+        </w:rPr>
+        <w:t>())</w:t>
+      </w:r>
+    </w:p>
+    <w:p>
+      <w:pPr>
+        <w:rPr>
+          <w:lang w:val="en-US"/>
+        </w:rPr>
+      </w:pPr>
+      <w:r>
+        <w:rPr>
+          <w:lang w:val="en-US"/>
+        </w:rPr>
+        <w:t xml:space="preserve">            /</w:t>
+      </w:r>
+      <w:proofErr w:type="gramStart"/>
+      <w:r>
+        <w:rPr>
+          <w:lang w:val="en-US"/>
+        </w:rPr>
+        <w:t>/ .then</w:t>
+      </w:r>
+      <w:proofErr w:type="gramEnd"/>
+      <w:r>
+        <w:rPr>
+          <w:lang w:val="en-US"/>
+        </w:rPr>
+        <w:t>(x=&gt;console.log(x))</w:t>
+      </w:r>
+    </w:p>
+    <w:p>
+      <w:pPr>
+        <w:rPr>
+          <w:lang w:val="en-US"/>
+        </w:rPr>
+      </w:pPr>
+      <w:r>
+        <w:rPr>
+          <w:lang w:val="en-US"/>
+        </w:rPr>
+        <w:t xml:space="preserve">      </w:t>
+      </w:r>
+      <w:proofErr w:type="gramStart"/>
+      <w:r>
+        <w:rPr>
+          <w:lang w:val="en-US"/>
+        </w:rPr>
+        <w:t>.then</w:t>
+      </w:r>
+      <w:proofErr w:type="gramEnd"/>
+      <w:r>
+        <w:rPr>
+          <w:lang w:val="en-US"/>
+        </w:rPr>
+        <w:t xml:space="preserve">(response =&gt; </w:t>
+      </w:r>
+      <w:proofErr w:type="spellStart"/>
+      <w:r>
+        <w:rPr>
+          <w:lang w:val="en-US"/>
+        </w:rPr>
+        <w:t>response.json</w:t>
+      </w:r>
+      <w:proofErr w:type="spellEnd"/>
+      <w:r>
+        <w:rPr>
+          <w:lang w:val="en-US"/>
+        </w:rPr>
+        <w:t>())</w:t>
+      </w:r>
+    </w:p>
+    <w:p>
+      <w:pPr>
+        <w:rPr>
+          <w:lang w:val="en-US"/>
+        </w:rPr>
+      </w:pPr>
+      <w:r>
+        <w:rPr>
+          <w:lang w:val="en-US"/>
+        </w:rPr>
+        <w:t xml:space="preserve">      </w:t>
+      </w:r>
+      <w:proofErr w:type="gramStart"/>
+      <w:r>
+        <w:rPr>
+          <w:lang w:val="en-US"/>
+        </w:rPr>
+        <w:t>.then</w:t>
+      </w:r>
+      <w:proofErr w:type="gramEnd"/>
+      <w:r>
+        <w:rPr>
+          <w:lang w:val="en-US"/>
+        </w:rPr>
+        <w:t>(json =&gt;</w:t>
+      </w:r>
+      <w:proofErr w:type="spellStart"/>
+      <w:r>
+        <w:rPr>
+          <w:lang w:val="en-US"/>
+        </w:rPr>
+        <w:t>json.map</w:t>
+      </w:r>
+      <w:proofErr w:type="spellEnd"/>
+      <w:r>
+        <w:rPr>
+          <w:lang w:val="en-US"/>
+        </w:rPr>
+        <w:t>(x=&gt;</w:t>
+      </w:r>
+      <w:proofErr w:type="spellStart"/>
+      <w:r>
+        <w:rPr>
+          <w:lang w:val="en-US"/>
+        </w:rPr>
+        <w:t>list.innerHTML</w:t>
+      </w:r>
+      <w:proofErr w:type="spellEnd"/>
+      <w:r>
+        <w:rPr>
+          <w:lang w:val="en-US"/>
+        </w:rPr>
+        <w:t>+="&lt;li&gt;"+</w:t>
+      </w:r>
+      <w:proofErr w:type="spellStart"/>
+      <w:r>
+        <w:rPr>
+          <w:lang w:val="en-US"/>
+        </w:rPr>
+        <w:t>x.title</w:t>
+      </w:r>
+      <w:proofErr w:type="spellEnd"/>
+      <w:r>
+        <w:rPr>
+          <w:lang w:val="en-US"/>
+        </w:rPr>
+        <w:t>+"&lt;/li&gt;"))</w:t>
+      </w:r>
+    </w:p>
+    <w:p>
+      <w:pPr>
+        <w:rPr>
+          <w:lang w:val="en-US"/>
+        </w:rPr>
+      </w:pPr>
+      <w:r>
+        <w:rPr>
+          <w:lang w:val="en-US"/>
+        </w:rPr>
+        <w:t xml:space="preserve">        }</w:t>
+      </w:r>
+    </w:p>
+    <w:p>
+      <w:pPr>
+        <w:rPr>
+          <w:lang w:val="en-US"/>
+        </w:rPr>
+      </w:pPr>
+      <w:r>
+        <w:rPr>
+          <w:lang w:val="en-US"/>
+        </w:rPr>
+        <w:t xml:space="preserve">    &lt;/script&gt;</w:t>
+      </w:r>
+    </w:p>
+    <w:p>
+      <w:pPr>
+        <w:rPr>
+          <w:lang w:val="en-US"/>
+        </w:rPr>
+      </w:pPr>
+      <w:r>
+        <w:rPr>
+          <w:lang w:val="en-US"/>
+        </w:rPr>
+        <w:t>&lt;/head&gt;</w:t>
+      </w:r>
+    </w:p>
+    <w:p>
+      <w:pPr>
+        <w:rPr>
+          <w:lang w:val="en-US"/>
+        </w:rPr>
+      </w:pPr>
+      <w:r>
+        <w:rPr>
+          <w:lang w:val="en-US"/>
+        </w:rPr>
+        <w:t>&lt;body&gt;</w:t>
+      </w:r>
+    </w:p>
+    <w:p>
+      <w:pPr>
+        <w:rPr>
+          <w:lang w:val="en-US"/>
+        </w:rPr>
+      </w:pPr>
+      <w:r>
+        <w:rPr>
+          <w:lang w:val="en-US"/>
+        </w:rPr>
+        <w:t xml:space="preserve">    &lt;input type="button" value="Click here" onclick="fn1()"&gt;</w:t>
+      </w:r>
+    </w:p>
+    <w:p>
+      <w:pPr>
+        <w:rPr>
+          <w:lang w:val="en-US"/>
+        </w:rPr>
+      </w:pPr>
+      <w:r>
+        <w:rPr>
+          <w:lang w:val="en-US"/>
+        </w:rPr>
+        <w:t xml:space="preserve">    &lt;ul id="list"&gt;</w:t>
+      </w:r>
+    </w:p>
+    <w:p>
+      <w:pPr>
+        <w:rPr>
+          <w:lang w:val="en-US"/>
+        </w:rPr>
+      </w:pPr>
+    </w:p>
+    <w:p>
+      <w:pPr>
+        <w:rPr>
+          <w:lang w:val="en-US"/>
+        </w:rPr>
+      </w:pPr>
+      <w:r>
+        <w:rPr>
+          <w:lang w:val="en-US"/>
+        </w:rPr>
+        <w:t xml:space="preserve">    &lt;/ul&gt;</w:t>
+      </w:r>
+    </w:p>
+    <w:p>
+      <w:pPr>
+        <w:rPr>
+          <w:lang w:val="en-US"/>
+        </w:rPr>
+      </w:pPr>
+      <w:r>
+        <w:rPr>
+          <w:lang w:val="en-US"/>
+        </w:rPr>
+        <w:t>&lt;/body&gt;</w:t>
+      </w:r>
+    </w:p>
+    <w:p>
+      <w:pPr>
+        <w:rPr>
+          <w:lang w:val="en-US"/>
+        </w:rPr>
+      </w:pPr>
+      <w:r>
+        <w:rPr>
+          <w:lang w:val="en-US"/>
+        </w:rPr>
+        <w:t>&lt;/html&gt;</w:t>
+      </w:r>
     </w:p>
     <w:sectPr>
       <w:pgSz w:w="11906" w:h="16838"/>
